--- a/Devon_Knight_resume.docx
+++ b/Devon_Knight_resume.docx
@@ -348,18 +348,29 @@
           <w:sz w:val="20"/>
           <w:szCs w:val="20"/>
         </w:rPr>
-        <w:t>Jan 202</w:t>
-      </w:r>
-      <w:r>
-        <w:rPr>
-          <w:rFonts w:cstheme="minorHAnsi"/>
-          <w:b/>
-          <w:bCs/>
-          <w:color w:val="000000" w:themeColor="text1"/>
-          <w:sz w:val="20"/>
-          <w:szCs w:val="20"/>
-        </w:rPr>
-        <w:t>7</w:t>
+        <w:t>Dec</w:t>
+      </w:r>
+      <w:r>
+        <w:rPr>
+          <w:rFonts w:cstheme="minorHAnsi"/>
+          <w:b/>
+          <w:bCs/>
+          <w:color w:val="000000" w:themeColor="text1"/>
+          <w:sz w:val="20"/>
+          <w:szCs w:val="20"/>
+        </w:rPr>
+        <w:t xml:space="preserve"> 202</w:t>
+      </w:r>
+      <w:r>
+        <w:rPr>
+          <w:rFonts w:cstheme="minorHAnsi"/>
+          <w:b/>
+          <w:bCs/>
+          <w:color w:val="000000" w:themeColor="text1"/>
+          <w:sz w:val="20"/>
+          <w:szCs w:val="20"/>
+        </w:rPr>
+        <w:t>6</w:t>
       </w:r>
     </w:p>
     <w:p>
@@ -7278,7 +7289,7 @@
         <v:path o:extrusionok="f" gradientshapeok="t" o:connecttype="rect"/>
         <o:lock v:ext="edit" aspectratio="t"/>
       </v:shapetype>
-      <v:shape id="_x0000_i1025" type="#_x0000_t75" style="width:382.8pt;height:382.8pt;visibility:visible" o:bullet="t">
+      <v:shape id="_x0000_i1025" type="#_x0000_t75" style="width:382.7pt;height:382.7pt;visibility:visible" o:bullet="t">
         <v:imagedata r:id="rId1" o:title=""/>
       </v:shape>
     </w:pict>
